--- a/backend/uaf_blank_set/13485/Initial Certification /Stage 1/FR.231-1_MD-QMS Stage 1 Report R1&09.10.2025.docx
+++ b/backend/uaf_blank_set/13485/Initial Certification /Stage 1/FR.231-1_MD-QMS Stage 1 Report R1&09.10.2025.docx
@@ -2561,195 +2561,7 @@
               </w:rPr>
             </w:pPr>
             <w:r>
-              <w:rPr>
-                <w:rFonts w:ascii="Times New Roman" w:hAnsi="Times New Roman"/>
-                <w:sz w:val="20"/>
-              </w:rPr>
-              <w:t>{{ "</w:t>
-            </w:r>
-            <w:r>
-              <w:rPr>
-                <w:rFonts w:ascii="Times New Roman" w:hAnsi="Times New Roman"/>
-                <w:sz w:val="20"/>
-                <w:lang w:val="en-US"/>
-              </w:rPr>
-              <w:fldChar w:fldCharType="begin">
-                <w:ffData>
-                  <w:name w:val=""/>
-                  <w:enabled/>
-                  <w:calcOnExit w:val="0"/>
-                  <w:checkBox>
-                    <w:sizeAuto/>
-                    <w:default w:val="1"/>
-                  </w:checkBox>
-                </w:ffData>
-              </w:fldChar>
-            </w:r>
-            <w:r>
-              <w:rPr>
-                <w:rFonts w:ascii="Times New Roman" w:hAnsi="Times New Roman"/>
-                <w:sz w:val="20"/>
-                <w:lang w:val="en-US"/>
-              </w:rPr>
-              <w:instrText xml:space="preserve"> FORMCHECKBOX </w:instrText>
-            </w:r>
-            <w:r>
-              <w:rPr>
-                <w:rFonts w:ascii="Times New Roman" w:hAnsi="Times New Roman"/>
-                <w:sz w:val="20"/>
-                <w:lang w:val="en-US"/>
-              </w:rPr>
-            </w:r>
-            <w:r>
-              <w:rPr>
-                <w:rFonts w:ascii="Times New Roman" w:hAnsi="Times New Roman"/>
-                <w:sz w:val="20"/>
-                <w:lang w:val="en-US"/>
-              </w:rPr>
-              <w:fldChar w:fldCharType="separate"/>
-            </w:r>
-            <w:r>
-              <w:rPr>
-                <w:rFonts w:ascii="Times New Roman" w:hAnsi="Times New Roman"/>
-                <w:sz w:val="20"/>
-                <w:lang w:val="en-US"/>
-              </w:rPr>
-              <w:fldChar w:fldCharType="end"/>
-            </w:r>
-            <w:r>
-              <w:rPr>
-                <w:rFonts w:ascii="Times New Roman" w:hAnsi="Times New Roman"/>
-                <w:sz w:val="20"/>
-                <w:lang w:val="en-US"/>
-              </w:rPr>
-              <w:t xml:space="preserve"> </w:t>
-            </w:r>
-            <w:r>
-              <w:rPr>
-                <w:rFonts w:ascii="Times New Roman" w:hAnsi="Times New Roman"/>
-                <w:sz w:val="20"/>
-              </w:rPr>
-              <w:t xml:space="preserve">" </w:t>
-            </w:r>
-            <w:r>
-              <w:rPr>
-                <w:rFonts w:ascii="Times New Roman" w:hAnsi="Times New Roman"/>
-                <w:sz w:val="20"/>
-              </w:rPr>
-              <w:t>if</w:t>
-            </w:r>
-            <w:r>
-              <w:rPr>
-                <w:rFonts w:ascii="Times New Roman" w:hAnsi="Times New Roman"/>
-                <w:sz w:val="20"/>
-              </w:rPr>
-              <w:t xml:space="preserve"> </w:t>
-            </w:r>
-            <w:r>
-              <w:rPr>
-                <w:rFonts w:ascii="Times New Roman" w:hAnsi="Times New Roman"/>
-                <w:sz w:val="20"/>
-              </w:rPr>
-              <w:t>is_initial</w:t>
-            </w:r>
-            <w:r>
-              <w:rPr>
-                <w:rFonts w:ascii="Times New Roman" w:hAnsi="Times New Roman"/>
-                <w:sz w:val="20"/>
-              </w:rPr>
-              <w:t xml:space="preserve"> else "</w:t>
-            </w:r>
-            <w:r>
-              <w:rPr>
-                <w:rFonts w:ascii="Times New Roman" w:hAnsi="Times New Roman"/>
-                <w:sz w:val="20"/>
-                <w:lang w:val="en-US"/>
-              </w:rPr>
-              <w:fldChar w:fldCharType="begin">
-                <w:ffData>
-                  <w:name w:val=""/>
-                  <w:enabled/>
-                  <w:calcOnExit w:val="0"/>
-                  <w:checkBox>
-                    <w:sizeAuto/>
-                    <w:default w:val="0"/>
-                  </w:checkBox>
-                </w:ffData>
-              </w:fldChar>
-            </w:r>
-            <w:r>
-              <w:rPr>
-                <w:rFonts w:ascii="Times New Roman" w:hAnsi="Times New Roman"/>
-                <w:sz w:val="20"/>
-                <w:lang w:val="en-US"/>
-              </w:rPr>
-              <w:instrText xml:space="preserve"> FORMCHECKBOX </w:instrText>
-            </w:r>
-            <w:r>
-              <w:rPr>
-                <w:rFonts w:ascii="Times New Roman" w:hAnsi="Times New Roman"/>
-                <w:sz w:val="20"/>
-                <w:lang w:val="en-US"/>
-              </w:rPr>
-            </w:r>
-            <w:r>
-              <w:rPr>
-                <w:rFonts w:ascii="Times New Roman" w:hAnsi="Times New Roman"/>
-                <w:sz w:val="20"/>
-                <w:lang w:val="en-US"/>
-              </w:rPr>
-              <w:fldChar w:fldCharType="separate"/>
-            </w:r>
-            <w:r>
-              <w:rPr>
-                <w:rFonts w:ascii="Times New Roman" w:hAnsi="Times New Roman"/>
-                <w:sz w:val="20"/>
-                <w:lang w:val="en-US"/>
-              </w:rPr>
-              <w:fldChar w:fldCharType="end"/>
-            </w:r>
-            <w:r>
-              <w:rPr>
-                <w:rFonts w:ascii="Times New Roman" w:hAnsi="Times New Roman"/>
-                <w:sz w:val="20"/>
-                <w:lang w:val="en-US"/>
-              </w:rPr>
-              <w:t xml:space="preserve"> </w:t>
-            </w:r>
-            <w:r>
-              <w:rPr>
-                <w:rFonts w:ascii="Times New Roman" w:hAnsi="Times New Roman"/>
-                <w:sz w:val="20"/>
-              </w:rPr>
-              <w:t>" }</w:t>
-            </w:r>
-            <w:r>
-              <w:rPr>
-                <w:rFonts w:ascii="Times New Roman" w:hAnsi="Times New Roman"/>
-                <w:sz w:val="20"/>
-              </w:rPr>
-              <w:t xml:space="preserve">} </w:t>
-            </w:r>
-            <w:r>
-              <w:rPr>
-                <w:rFonts w:ascii="Times New Roman" w:hAnsi="Times New Roman"/>
-                <w:sz w:val="20"/>
-              </w:rPr>
-              <w:t>Initial</w:t>
-            </w:r>
-            <w:r>
-              <w:rPr>
-                <w:rFonts w:ascii="Times New Roman" w:hAnsi="Times New Roman"/>
-                <w:sz w:val="20"/>
-              </w:rPr>
-              <w:t xml:space="preserve"> </w:t>
-            </w:r>
-            <w:r>
-              <w:rPr>
-                <w:rFonts w:ascii="Times New Roman" w:hAnsi="Times New Roman"/>
-                <w:sz w:val="20"/>
-              </w:rPr>
-              <w:t>Certification</w:t>
+              <w:t xml:space="preserve">{{ "☑" if is_initial else "☐" }} Initial Certification</w:t>
             </w:r>
           </w:p>
         </w:tc>
@@ -2767,165 +2579,7 @@
               </w:rPr>
             </w:pPr>
             <w:r>
-              <w:rPr>
-                <w:rStyle w:val="HTMLCode"/>
-                <w:rFonts w:ascii="Times New Roman" w:eastAsia="Calibri" w:hAnsi="Times New Roman" w:cs="Times New Roman"/>
-              </w:rPr>
-              <w:t>{{ "</w:t>
-            </w:r>
-            <w:r>
-              <w:rPr>
-                <w:rFonts w:ascii="Times New Roman" w:hAnsi="Times New Roman"/>
-                <w:sz w:val="20"/>
-                <w:lang w:val="en-US"/>
-              </w:rPr>
-              <w:fldChar w:fldCharType="begin">
-                <w:ffData>
-                  <w:name w:val=""/>
-                  <w:enabled/>
-                  <w:calcOnExit w:val="0"/>
-                  <w:checkBox>
-                    <w:sizeAuto/>
-                    <w:default w:val="1"/>
-                  </w:checkBox>
-                </w:ffData>
-              </w:fldChar>
-            </w:r>
-            <w:r>
-              <w:rPr>
-                <w:rFonts w:ascii="Times New Roman" w:hAnsi="Times New Roman"/>
-                <w:sz w:val="20"/>
-                <w:lang w:val="en-US"/>
-              </w:rPr>
-              <w:instrText xml:space="preserve"> FORMCHECKBOX </w:instrText>
-            </w:r>
-            <w:r>
-              <w:rPr>
-                <w:rFonts w:ascii="Times New Roman" w:hAnsi="Times New Roman"/>
-                <w:sz w:val="20"/>
-                <w:lang w:val="en-US"/>
-              </w:rPr>
-            </w:r>
-            <w:r>
-              <w:rPr>
-                <w:rFonts w:ascii="Times New Roman" w:hAnsi="Times New Roman"/>
-                <w:sz w:val="20"/>
-                <w:lang w:val="en-US"/>
-              </w:rPr>
-              <w:fldChar w:fldCharType="separate"/>
-            </w:r>
-            <w:r>
-              <w:rPr>
-                <w:rFonts w:ascii="Times New Roman" w:hAnsi="Times New Roman"/>
-                <w:sz w:val="20"/>
-                <w:lang w:val="en-US"/>
-              </w:rPr>
-              <w:fldChar w:fldCharType="end"/>
-            </w:r>
-            <w:r>
-              <w:rPr>
-                <w:rStyle w:val="HTMLCode"/>
-                <w:rFonts w:ascii="Times New Roman" w:eastAsia="Calibri" w:hAnsi="Times New Roman" w:cs="Times New Roman"/>
-              </w:rPr>
-              <w:t xml:space="preserve">" </w:t>
-            </w:r>
-            <w:r>
-              <w:rPr>
-                <w:rStyle w:val="HTMLCode"/>
-                <w:rFonts w:ascii="Times New Roman" w:eastAsia="Calibri" w:hAnsi="Times New Roman" w:cs="Times New Roman"/>
-              </w:rPr>
-              <w:t>if</w:t>
-            </w:r>
-            <w:r>
-              <w:rPr>
-                <w:rStyle w:val="HTMLCode"/>
-                <w:rFonts w:ascii="Times New Roman" w:eastAsia="Calibri" w:hAnsi="Times New Roman" w:cs="Times New Roman"/>
-              </w:rPr>
-              <w:t xml:space="preserve"> </w:t>
-            </w:r>
-            <w:r>
-              <w:rPr>
-                <w:rStyle w:val="HTMLCode"/>
-                <w:rFonts w:ascii="Times New Roman" w:eastAsia="Calibri" w:hAnsi="Times New Roman" w:cs="Times New Roman"/>
-              </w:rPr>
-              <w:t>is_recertification</w:t>
-            </w:r>
-            <w:r>
-              <w:rPr>
-                <w:rStyle w:val="HTMLCode"/>
-                <w:rFonts w:ascii="Times New Roman" w:eastAsia="Calibri" w:hAnsi="Times New Roman" w:cs="Times New Roman"/>
-              </w:rPr>
-              <w:t xml:space="preserve"> else "</w:t>
-            </w:r>
-            <w:r>
-              <w:rPr>
-                <w:rFonts w:ascii="Times New Roman" w:hAnsi="Times New Roman"/>
-                <w:sz w:val="20"/>
-                <w:lang w:val="en-US"/>
-              </w:rPr>
-              <w:fldChar w:fldCharType="begin">
-                <w:ffData>
-                  <w:name w:val=""/>
-                  <w:enabled/>
-                  <w:calcOnExit w:val="0"/>
-                  <w:checkBox>
-                    <w:sizeAuto/>
-                    <w:default w:val="0"/>
-                  </w:checkBox>
-                </w:ffData>
-              </w:fldChar>
-            </w:r>
-            <w:r>
-              <w:rPr>
-                <w:rFonts w:ascii="Times New Roman" w:hAnsi="Times New Roman"/>
-                <w:sz w:val="20"/>
-                <w:lang w:val="en-US"/>
-              </w:rPr>
-              <w:instrText xml:space="preserve"> FORMCHECKBOX </w:instrText>
-            </w:r>
-            <w:r>
-              <w:rPr>
-                <w:rFonts w:ascii="Times New Roman" w:hAnsi="Times New Roman"/>
-                <w:sz w:val="20"/>
-                <w:lang w:val="en-US"/>
-              </w:rPr>
-            </w:r>
-            <w:r>
-              <w:rPr>
-                <w:rFonts w:ascii="Times New Roman" w:hAnsi="Times New Roman"/>
-                <w:sz w:val="20"/>
-                <w:lang w:val="en-US"/>
-              </w:rPr>
-              <w:fldChar w:fldCharType="separate"/>
-            </w:r>
-            <w:r>
-              <w:rPr>
-                <w:rFonts w:ascii="Times New Roman" w:hAnsi="Times New Roman"/>
-                <w:sz w:val="20"/>
-                <w:lang w:val="en-US"/>
-              </w:rPr>
-              <w:fldChar w:fldCharType="end"/>
-            </w:r>
-            <w:r>
-              <w:rPr>
-                <w:rStyle w:val="HTMLCode"/>
-                <w:rFonts w:ascii="Times New Roman" w:eastAsia="Calibri" w:hAnsi="Times New Roman" w:cs="Times New Roman"/>
-              </w:rPr>
-              <w:t>" }</w:t>
-            </w:r>
-            <w:r>
-              <w:rPr>
-                <w:rStyle w:val="HTMLCode"/>
-                <w:rFonts w:ascii="Times New Roman" w:eastAsia="Calibri" w:hAnsi="Times New Roman" w:cs="Times New Roman"/>
-              </w:rPr>
-              <w:t xml:space="preserve">} </w:t>
-            </w:r>
-            <w:r>
-              <w:rPr>
-                <w:rStyle w:val="HTMLCode"/>
-                <w:rFonts w:ascii="Times New Roman" w:eastAsia="Calibri" w:hAnsi="Times New Roman" w:cs="Times New Roman"/>
-              </w:rPr>
-              <w:t>Recertification</w:t>
+              <w:t xml:space="preserve">{{ "☑" if is_recertification else "☐" }} Recertification</w:t>
             </w:r>
           </w:p>
         </w:tc>

--- a/backend/uaf_blank_set/13485/Initial Certification /Stage 1/FR.231-1_MD-QMS Stage 1 Report R1&09.10.2025.docx
+++ b/backend/uaf_blank_set/13485/Initial Certification /Stage 1/FR.231-1_MD-QMS Stage 1 Report R1&09.10.2025.docx
@@ -12978,6 +12978,14 @@
                 <w:lang w:val="en-US"/>
               </w:rPr>
             </w:pPr>
+            <w:r>
+              <w:rPr>
+                <w:i/>
+                <w:color w:val="B4B4B4"/>
+                <w:sz w:val="16"/>
+              </w:rPr>
+              <w:t>[SIG:LEAD_AUDITOR]</w:t>
+            </w:r>
           </w:p>
         </w:tc>
         <w:tc>
@@ -12994,6 +13002,14 @@
                 <w:lang w:val="en-US"/>
               </w:rPr>
             </w:pPr>
+            <w:r>
+              <w:rPr>
+                <w:i/>
+                <w:color w:val="B4B4B4"/>
+                <w:sz w:val="16"/>
+              </w:rPr>
+              <w:t>[SIG:CB_REVIEWER]</w:t>
+            </w:r>
           </w:p>
         </w:tc>
       </w:tr>

--- a/backend/uaf_blank_set/13485/Initial Certification /Stage 1/FR.231-1_MD-QMS Stage 1 Report R1&09.10.2025.docx
+++ b/backend/uaf_blank_set/13485/Initial Certification /Stage 1/FR.231-1_MD-QMS Stage 1 Report R1&09.10.2025.docx
@@ -13008,7 +13008,7 @@
                 <w:color w:val="B4B4B4"/>
                 <w:sz w:val="16"/>
               </w:rPr>
-              <w:t>[SIG:CB_REVIEWER]</w:t>
+              <w:t>[SIG:APPOINTED_REVIEWER]</w:t>
             </w:r>
           </w:p>
         </w:tc>

--- a/backend/uaf_blank_set/13485/Initial Certification /Stage 1/FR.231-1_MD-QMS Stage 1 Report R1&09.10.2025.docx
+++ b/backend/uaf_blank_set/13485/Initial Certification /Stage 1/FR.231-1_MD-QMS Stage 1 Report R1&09.10.2025.docx
@@ -12850,9 +12850,8 @@
               <w:rPr>
                 <w:rFonts w:ascii="Times New Roman" w:hAnsi="Times New Roman"/>
                 <w:sz w:val="20"/>
-                <w:lang w:val="en-US"/>
-              </w:rPr>
-              <w:t>Reviewed and approved by</w:t>
+              </w:rPr>
+              <w:t>Certification Manager</w:t>
             </w:r>
           </w:p>
         </w:tc>

--- a/backend/uaf_blank_set/13485/Initial Certification /Stage 1/FR.231-1_MD-QMS Stage 1 Report R1&09.10.2025.docx
+++ b/backend/uaf_blank_set/13485/Initial Certification /Stage 1/FR.231-1_MD-QMS Stage 1 Report R1&09.10.2025.docx
@@ -13007,7 +13007,7 @@
                 <w:color w:val="B4B4B4"/>
                 <w:sz w:val="16"/>
               </w:rPr>
-              <w:t>[SIG:APPOINTED_REVIEWER]</w:t>
+              <w:t>[SIG:CB_CERT_MANAGER]</w:t>
             </w:r>
           </w:p>
         </w:tc>

--- a/backend/uaf_blank_set/13485/Initial Certification /Stage 1/FR.231-1_MD-QMS Stage 1 Report R1&09.10.2025.docx
+++ b/backend/uaf_blank_set/13485/Initial Certification /Stage 1/FR.231-1_MD-QMS Stage 1 Report R1&09.10.2025.docx
@@ -12901,6 +12901,9 @@
                 <w:lang w:val="en-US"/>
               </w:rPr>
             </w:pPr>
+            <w:r>
+              <w:t>[SIG:APPOINTED_REVIEWER]</w:t>
+            </w:r>
           </w:p>
         </w:tc>
       </w:tr>

--- a/backend/uaf_blank_set/13485/Initial Certification /Stage 1/FR.231-1_MD-QMS Stage 1 Report R1&09.10.2025.docx
+++ b/backend/uaf_blank_set/13485/Initial Certification /Stage 1/FR.231-1_MD-QMS Stage 1 Report R1&09.10.2025.docx
@@ -12902,7 +12902,7 @@
               </w:rPr>
             </w:pPr>
             <w:r>
-              <w:t>[SIG:APPOINTED_REVIEWER]</w:t>
+              <w:t>{% if needs_stage1_appointed_reviewer %}[SIG:APPOINTED_REVIEWER]{% endif %}</w:t>
             </w:r>
           </w:p>
         </w:tc>
